--- a/docs/Phase 7 Production Readiness Checklist.docx
+++ b/docs/Phase 7 Production Readiness Checklist.docx
@@ -5,7 +5,6 @@
     <w:p>
       <w:pPr>
         <w:pStyle w:val="Title"/>
-        <w:jc w:val="center"/>
       </w:pPr>
       <w:r>
         <w:t>Phase 7 Production Readiness Checklist</w:t>
@@ -13,10 +12,7 @@
     </w:p>
     <w:p>
       <w:pPr>
-        <w:jc w:val="center"/>
-        <w:rPr>
-          <w:rFonts w:hint="eastAsia"/>
-        </w:rPr>
+        <w:spacing w:after="0"/>
       </w:pPr>
       <w:r>
         <w:rPr>
@@ -24,11 +20,15 @@
         </w:rPr>
         <w:t>Project: NordaTrade GmbH – Enterprise Sales Analytics System</w:t>
       </w:r>
+    </w:p>
+    <w:p>
+      <w:pPr>
+        <w:spacing w:after="0"/>
+      </w:pPr>
       <w:r>
         <w:rPr>
           <w:b/>
         </w:rPr>
-        <w:br/>
         <w:t>Role: Role 4 – Reporting &amp; Integration Engineer</w:t>
       </w:r>
     </w:p>
@@ -41,13 +41,8 @@
       </w:r>
     </w:p>
     <w:p>
-      <w:pPr>
-        <w:rPr>
-          <w:rFonts w:hint="eastAsia"/>
-        </w:rPr>
-      </w:pPr>
       <w:r>
-        <w:t>This checklist defines the main conditions that should be met before the NordaTrade reporting system is treated as ready for practical use. The purpose is not to claim that this is a full enterprise release process. The purpose is to show that the system has been checked for structure, reporting correctness, consistency, and performance in a practical way.</w:t>
+        <w:t>This document is a practical final check of whether the reporting workflow is in a good enough state to be treated as complete and usable. It is not a full company deployment checklist. The purpose is to make sure the main parts of the system have been built, checked, and documented properly.</w:t>
       </w:r>
     </w:p>
     <w:p>
@@ -55,296 +50,199 @@
         <w:pStyle w:val="Heading1"/>
       </w:pPr>
       <w:r>
-        <w:t>2. Core Readiness Checks</w:t>
+        <w:t>2. Main Checks</w:t>
+      </w:r>
+    </w:p>
+    <w:p>
+      <w:r>
+        <w:rPr>
+          <w:b/>
+        </w:rPr>
+        <w:t>Database structure</w:t>
       </w:r>
     </w:p>
     <w:p>
       <w:pPr>
-        <w:pStyle w:val="ListNumber"/>
-        <w:rPr>
-          <w:rFonts w:hint="eastAsia"/>
-        </w:rPr>
+        <w:pStyle w:val="ListBullet"/>
       </w:pPr>
       <w:r>
-        <w:rPr>
-          <w:b/>
-        </w:rPr>
-        <w:t>The schema is complete and matches the implementation</w:t>
+        <w:t>The final database schema matches the implemented tables.</w:t>
+      </w:r>
+    </w:p>
+    <w:p>
+      <w:pPr>
+        <w:pStyle w:val="ListBullet"/>
+      </w:pPr>
+      <w:r>
+        <w:t>The required dimension, fact, and bridge tables exist.</w:t>
+      </w:r>
+    </w:p>
+    <w:p>
+      <w:pPr>
+        <w:pStyle w:val="ListBullet"/>
+      </w:pPr>
+      <w:r>
+        <w:t>Primary keys, foreign keys, and important constraints are in place.</w:t>
+      </w:r>
+    </w:p>
+    <w:p>
+      <w:pPr>
+        <w:pStyle w:val="ListBullet"/>
+      </w:pPr>
+      <w:r>
+        <w:t>dim_date is populated for the reporting period used in the project.</w:t>
       </w:r>
     </w:p>
     <w:p>
       <w:pPr>
         <w:rPr>
-          <w:rFonts w:hint="eastAsia"/>
+          <w:b/>
         </w:rPr>
       </w:pPr>
+    </w:p>
+    <w:p>
       <w:r>
-        <w:t>The actual database objects should match the final schema design and project structure.</w:t>
+        <w:rPr>
+          <w:b/>
+        </w:rPr>
+        <w:t>Reporting layer</w:t>
       </w:r>
     </w:p>
     <w:p>
       <w:pPr>
-        <w:pStyle w:val="ListNumber"/>
-        <w:rPr>
-          <w:rFonts w:hint="eastAsia"/>
-        </w:rPr>
+        <w:pStyle w:val="ListBullet"/>
       </w:pPr>
       <w:r>
-        <w:rPr>
-          <w:b/>
-        </w:rPr>
-        <w:t>The mandatory tables exist</w:t>
+        <w:t>The six required Phase 6 report views exist and run correctly.</w:t>
+      </w:r>
+    </w:p>
+    <w:p>
+      <w:pPr>
+        <w:pStyle w:val="ListBullet"/>
+      </w:pPr>
+      <w:r>
+        <w:t>View dependencies are documented.</w:t>
+      </w:r>
+    </w:p>
+    <w:p>
+      <w:pPr>
+        <w:pStyle w:val="ListBullet"/>
+      </w:pPr>
+      <w:r>
+        <w:t>The grain of each final report view is clear.</w:t>
       </w:r>
     </w:p>
     <w:p>
       <w:pPr>
         <w:rPr>
-          <w:rFonts w:hint="eastAsia"/>
+          <w:b/>
         </w:rPr>
       </w:pPr>
+    </w:p>
+    <w:p>
       <w:r>
-        <w:t>The system should include the required dimensions, fact tables, and bridge tables needed by the project.</w:t>
+        <w:rPr>
+          <w:b/>
+        </w:rPr>
+        <w:t>Data quality and consistency</w:t>
       </w:r>
     </w:p>
     <w:p>
       <w:pPr>
-        <w:pStyle w:val="ListNumber"/>
-        <w:rPr>
-          <w:rFonts w:hint="eastAsia"/>
-        </w:rPr>
+        <w:pStyle w:val="ListBullet"/>
       </w:pPr>
       <w:r>
-        <w:rPr>
-          <w:b/>
-        </w:rPr>
-        <w:t>Keys and constraints are in place</w:t>
+        <w:t>The main consistency risks have been reviewed.</w:t>
+      </w:r>
+    </w:p>
+    <w:p>
+      <w:pPr>
+        <w:pStyle w:val="ListBullet"/>
+      </w:pPr>
+      <w:r>
+        <w:t>The reporting workflow is not depending on obviously broken source data.</w:t>
+      </w:r>
+    </w:p>
+    <w:p>
+      <w:pPr>
+        <w:pStyle w:val="ListBullet"/>
+      </w:pPr>
+      <w:r>
+        <w:t>Customer ownership and return/sales relationships are handled clearly enough for reporting.</w:t>
       </w:r>
     </w:p>
     <w:p>
       <w:pPr>
         <w:rPr>
-          <w:rFonts w:hint="eastAsia"/>
+          <w:b/>
         </w:rPr>
       </w:pPr>
+    </w:p>
+    <w:p>
       <w:r>
-        <w:t>Primary keys, foreign keys, and important constraints should be active so the database structure is reliable.</w:t>
+        <w:rPr>
+          <w:b/>
+        </w:rPr>
+        <w:t>Performance review</w:t>
       </w:r>
     </w:p>
     <w:p>
       <w:pPr>
-        <w:pStyle w:val="ListNumber"/>
-        <w:rPr>
-          <w:rFonts w:hint="eastAsia"/>
-        </w:rPr>
+        <w:pStyle w:val="ListBullet"/>
       </w:pPr>
       <w:r>
-        <w:rPr>
-          <w:b/>
-        </w:rPr>
-        <w:t>The date dimension is populated</w:t>
+        <w:t>The main expensive queries or views have been reviewed.</w:t>
+      </w:r>
+    </w:p>
+    <w:p>
+      <w:pPr>
+        <w:pStyle w:val="ListBullet"/>
+      </w:pPr>
+      <w:r>
+        <w:t>Basic indexing and optimization ideas have been documented.</w:t>
+      </w:r>
+    </w:p>
+    <w:p>
+      <w:pPr>
+        <w:pStyle w:val="ListBullet"/>
+      </w:pPr>
+      <w:r>
+        <w:t>The system has been checked for the most obvious reporting bottlenecks.</w:t>
       </w:r>
     </w:p>
     <w:p>
       <w:pPr>
         <w:rPr>
-          <w:rFonts w:hint="eastAsia"/>
+          <w:b/>
         </w:rPr>
       </w:pPr>
+    </w:p>
+    <w:p>
       <w:r>
-        <w:t>dim_date should be fully loaded for the reporting period used in the project.</w:t>
+        <w:rPr>
+          <w:b/>
+        </w:rPr>
+        <w:t>Documentation</w:t>
       </w:r>
     </w:p>
     <w:p>
       <w:pPr>
-        <w:pStyle w:val="ListNumber"/>
-        <w:rPr>
-          <w:rFonts w:hint="eastAsia"/>
-        </w:rPr>
+        <w:pStyle w:val="ListBullet"/>
       </w:pPr>
       <w:r>
-        <w:rPr>
-          <w:b/>
-        </w:rPr>
-        <w:t>The Phase 6 report views exist</w:t>
+        <w:lastRenderedPageBreak/>
+        <w:t>The main project documents exist and are usable.</w:t>
       </w:r>
     </w:p>
     <w:p>
       <w:pPr>
+        <w:pStyle w:val="ListBullet"/>
         <w:rPr>
-          <w:rFonts w:hint="eastAsia"/>
+          <w:rFonts w:ascii="Times New Roman" w:eastAsia="Times New Roman" w:hAnsi="Times New Roman"/>
         </w:rPr>
       </w:pPr>
       <w:r>
-        <w:t>The six required report views should all be created and working: vw_sales_executive_summary, vw_customer_360, vw_product_performance, vw_rep_performance_scorecard, vw_monthly_trend, and vw_returns_analysis.</w:t>
-      </w:r>
-    </w:p>
-    <w:p>
-      <w:pPr>
-        <w:pStyle w:val="ListNumber"/>
-        <w:rPr>
-          <w:rFonts w:hint="eastAsia"/>
-        </w:rPr>
-      </w:pPr>
-      <w:r>
-        <w:rPr>
-          <w:b/>
-        </w:rPr>
-        <w:t>View dependencies are documented</w:t>
-      </w:r>
-    </w:p>
-    <w:p>
-      <w:pPr>
-        <w:rPr>
-          <w:rFonts w:hint="eastAsia"/>
-        </w:rPr>
-      </w:pPr>
-      <w:r>
-        <w:t>There should be a clear dependency path from final report views back to the lower reporting layers and base tables.</w:t>
-      </w:r>
-    </w:p>
-    <w:p>
-      <w:pPr>
-        <w:pStyle w:val="ListNumber"/>
-        <w:rPr>
-          <w:rFonts w:hint="eastAsia"/>
-        </w:rPr>
-      </w:pPr>
-      <w:r>
-        <w:rPr>
-          <w:b/>
-        </w:rPr>
-        <w:t>Report view grain is clear</w:t>
-      </w:r>
-    </w:p>
-    <w:p>
-      <w:pPr>
-        <w:rPr>
-          <w:rFonts w:hint="eastAsia"/>
-        </w:rPr>
-      </w:pPr>
-      <w:r>
-        <w:t>Each final report view should have a defined grain so the output is stable and understandable.</w:t>
-      </w:r>
-    </w:p>
-    <w:p>
-      <w:pPr>
-        <w:pStyle w:val="ListNumber"/>
-        <w:rPr>
-          <w:rFonts w:hint="eastAsia"/>
-        </w:rPr>
-      </w:pPr>
-      <w:r>
-        <w:rPr>
-          <w:b/>
-        </w:rPr>
-        <w:t>Important queries and views run correctly</w:t>
-      </w:r>
-    </w:p>
-    <w:p>
-      <w:pPr>
-        <w:rPr>
-          <w:rFonts w:hint="eastAsia"/>
-        </w:rPr>
-      </w:pPr>
-      <w:r>
-        <w:t>The main project queries and report views should execute successfully and return meaningful results.</w:t>
-      </w:r>
-    </w:p>
-    <w:p>
-      <w:pPr>
-        <w:pStyle w:val="ListNumber"/>
-        <w:rPr>
-          <w:rFonts w:hint="eastAsia"/>
-        </w:rPr>
-      </w:pPr>
-      <w:r>
-        <w:rPr>
-          <w:b/>
-        </w:rPr>
-        <w:t>Main consistency risks have been reviewed</w:t>
-      </w:r>
-    </w:p>
-    <w:p>
-      <w:pPr>
-        <w:rPr>
-          <w:rFonts w:hint="eastAsia"/>
-        </w:rPr>
-      </w:pPr>
-      <w:r>
-        <w:lastRenderedPageBreak/>
-        <w:t>The team should have considered the most important consistency risks, such as incomplete sales transactions, invalid master-data changes, and ambiguous customer ownership history.</w:t>
-      </w:r>
-    </w:p>
-    <w:p>
-      <w:pPr>
-        <w:pStyle w:val="ListNumber"/>
-        <w:rPr>
-          <w:rFonts w:hint="eastAsia"/>
-        </w:rPr>
-      </w:pPr>
-      <w:r>
-        <w:rPr>
-          <w:b/>
-        </w:rPr>
-        <w:t>Basic performance review has been done</w:t>
-      </w:r>
-    </w:p>
-    <w:p>
-      <w:pPr>
-        <w:rPr>
-          <w:rFonts w:hint="eastAsia"/>
-        </w:rPr>
-      </w:pPr>
-      <w:r>
-        <w:t>The team should have reviewed the most important expensive queries or views and identified where performance improvements may be needed.</w:t>
-      </w:r>
-    </w:p>
-    <w:p>
-      <w:pPr>
-        <w:pStyle w:val="ListNumber"/>
-        <w:rPr>
-          <w:rFonts w:hint="eastAsia"/>
-        </w:rPr>
-      </w:pPr>
-      <w:r>
-        <w:rPr>
-          <w:b/>
-        </w:rPr>
-        <w:t>Indexing and optimization thinking is documented</w:t>
-      </w:r>
-    </w:p>
-    <w:p>
-      <w:pPr>
-        <w:rPr>
-          <w:rFonts w:hint="eastAsia"/>
-        </w:rPr>
-      </w:pPr>
-      <w:r>
-        <w:t>There should be a practical record of which indexes or optimizations are most useful for the reporting workload.</w:t>
-      </w:r>
-    </w:p>
-    <w:p>
-      <w:pPr>
-        <w:pStyle w:val="ListNumber"/>
-        <w:rPr>
-          <w:rFonts w:hint="eastAsia"/>
-        </w:rPr>
-      </w:pPr>
-      <w:r>
-        <w:rPr>
-          <w:b/>
-        </w:rPr>
-        <w:t>Documentation is complete enough for defense</w:t>
-      </w:r>
-    </w:p>
-    <w:p>
-      <w:pPr>
-        <w:rPr>
-          <w:rFonts w:hint="eastAsia"/>
-        </w:rPr>
-      </w:pPr>
-      <w:r>
-        <w:t>The key project documents should exist and be usable in presentation and defense: schema documentation, ERD, query logs, dependency map, and Phase 7 notes.</w:t>
+        <w:t>The reporting workflow is clearly documented from source tables to final report views</w:t>
       </w:r>
     </w:p>
     <w:p>
@@ -352,22 +250,75 @@
         <w:pStyle w:val="Heading1"/>
       </w:pPr>
       <w:r>
-        <w:t>3. Simple Sign-Off Rule</w:t>
+        <w:t>3. Final Check</w:t>
+      </w:r>
+    </w:p>
+    <w:p>
+      <w:r>
+        <w:t>The reporting system should only be described as ready when:</w:t>
       </w:r>
     </w:p>
     <w:p>
       <w:pPr>
-        <w:rPr>
-          <w:rFonts w:hint="eastAsia"/>
-        </w:rPr>
+        <w:pStyle w:val="ListBullet"/>
       </w:pPr>
       <w:r>
-        <w:t>The system should only be described as ready for practical use when the schema is stable, the report views are working, the results make business sense, the main consistency risks have been considered, and the team can explain the design decisions. If these conditions are not met, the system may still be suitable for demonstration, but it should not be described as fully ready.</w:t>
+        <w:t>the structure is complete,</w:t>
+      </w:r>
+    </w:p>
+    <w:p>
+      <w:pPr>
+        <w:pStyle w:val="ListBullet"/>
+      </w:pPr>
+      <w:r>
+        <w:t>the required views work,</w:t>
+      </w:r>
+    </w:p>
+    <w:p>
+      <w:pPr>
+        <w:pStyle w:val="ListBullet"/>
+      </w:pPr>
+      <w:r>
+        <w:t>the results make sense,</w:t>
+      </w:r>
+    </w:p>
+    <w:p>
+      <w:pPr>
+        <w:pStyle w:val="ListBullet"/>
+      </w:pPr>
+      <w:r>
+        <w:t>the main risks have been reviewed,</w:t>
+      </w:r>
+    </w:p>
+    <w:p>
+      <w:pPr>
+        <w:pStyle w:val="ListBullet"/>
+      </w:pPr>
+      <w:r>
+        <w:t>and the main parts of the workflow are documented.</w:t>
+      </w:r>
+    </w:p>
+    <w:p>
+      <w:r>
+        <w:t>If these conditions are not met, the system may still be suitable for demonstration, but it should not be described as fully complete.</w:t>
+      </w:r>
+    </w:p>
+    <w:p>
+      <w:pPr>
+        <w:pStyle w:val="Heading1"/>
+      </w:pPr>
+      <w:r>
+        <w:t>4. Final Assessment</w:t>
+      </w:r>
+    </w:p>
+    <w:p>
+      <w:r>
+        <w:t>This checklist is meant to confirm that the reporting workflow is complete enough to use, review, and present as a finished project. The focus is on structure, reporting reliability, consistency, performance review, and documentation.</w:t>
       </w:r>
     </w:p>
     <w:sectPr>
       <w:pgSz w:w="12240" w:h="15840"/>
-      <w:pgMar w:top="1152" w:right="1296" w:bottom="1152" w:left="1296" w:header="720" w:footer="720" w:gutter="0"/>
+      <w:pgMar w:top="1152" w:right="1224" w:bottom="1152" w:left="1224" w:header="720" w:footer="720" w:gutter="0"/>
       <w:cols w:space="720"/>
       <w:docGrid w:linePitch="360"/>
     </w:sectPr>
@@ -548,31 +499,31 @@
       </w:rPr>
     </w:lvl>
   </w:abstractNum>
-  <w:num w:numId="1" w16cid:durableId="2094813353">
+  <w:num w:numId="1" w16cid:durableId="1369602851">
     <w:abstractNumId w:val="8"/>
   </w:num>
-  <w:num w:numId="2" w16cid:durableId="1075512500">
+  <w:num w:numId="2" w16cid:durableId="1009872255">
     <w:abstractNumId w:val="6"/>
   </w:num>
-  <w:num w:numId="3" w16cid:durableId="1633485363">
+  <w:num w:numId="3" w16cid:durableId="124003838">
     <w:abstractNumId w:val="5"/>
   </w:num>
-  <w:num w:numId="4" w16cid:durableId="887258215">
+  <w:num w:numId="4" w16cid:durableId="1077633955">
     <w:abstractNumId w:val="4"/>
   </w:num>
-  <w:num w:numId="5" w16cid:durableId="1367025002">
+  <w:num w:numId="5" w16cid:durableId="180946273">
     <w:abstractNumId w:val="7"/>
   </w:num>
-  <w:num w:numId="6" w16cid:durableId="1588610135">
+  <w:num w:numId="6" w16cid:durableId="1485244358">
     <w:abstractNumId w:val="3"/>
   </w:num>
-  <w:num w:numId="7" w16cid:durableId="1052578258">
+  <w:num w:numId="7" w16cid:durableId="673145118">
     <w:abstractNumId w:val="2"/>
   </w:num>
-  <w:num w:numId="8" w16cid:durableId="994064155">
+  <w:num w:numId="8" w16cid:durableId="714424546">
     <w:abstractNumId w:val="1"/>
   </w:num>
-  <w:num w:numId="9" w16cid:durableId="1752433342">
+  <w:num w:numId="9" w16cid:durableId="1889106184">
     <w:abstractNumId w:val="0"/>
   </w:num>
 </w:numbering>
@@ -969,8 +920,7 @@
     <w:qFormat/>
     <w:rsid w:val="00FC693F"/>
     <w:rPr>
-      <w:rFonts w:ascii="Aptos" w:hAnsi="Aptos"/>
-      <w:sz w:val="21"/>
+      <w:rFonts w:ascii="Calibri" w:eastAsia="Calibri" w:hAnsi="Calibri"/>
     </w:rPr>
   </w:style>
   <w:style w:type="paragraph" w:styleId="Heading1">
@@ -1322,6 +1272,7 @@
     </w:pPr>
     <w:rPr>
       <w:rFonts w:asciiTheme="majorHAnsi" w:eastAsiaTheme="majorEastAsia" w:hAnsiTheme="majorHAnsi" w:cstheme="majorBidi"/>
+      <w:b/>
       <w:color w:val="17365D" w:themeColor="text2" w:themeShade="BF"/>
       <w:spacing w:val="5"/>
       <w:kern w:val="28"/>
@@ -11961,6 +11912,22 @@
         <w:shd w:val="clear" w:color="auto" w:fill="FBCAA2" w:themeFill="accent6" w:themeFillTint="7F"/>
       </w:tcPr>
     </w:tblStylePr>
+  </w:style>
+  <w:style w:type="paragraph" w:styleId="NormalWeb">
+    <w:name w:val="Normal (Web)"/>
+    <w:basedOn w:val="Normal"/>
+    <w:uiPriority w:val="99"/>
+    <w:semiHidden/>
+    <w:unhideWhenUsed/>
+    <w:rsid w:val="00402E82"/>
+    <w:pPr>
+      <w:spacing w:before="100" w:beforeAutospacing="1" w:after="100" w:afterAutospacing="1" w:line="240" w:lineRule="auto"/>
+    </w:pPr>
+    <w:rPr>
+      <w:rFonts w:ascii="Times New Roman" w:eastAsia="Times New Roman" w:hAnsi="Times New Roman" w:cs="Times New Roman"/>
+      <w:sz w:val="24"/>
+      <w:szCs w:val="24"/>
+    </w:rPr>
   </w:style>
 </w:styles>
 </file>
